--- a/pr-preview/pr-402/chapters/mathematical-writing-tracked-changes.docx
+++ b/pr-preview/pr-402/chapters/mathematical-writing-tracked-changes.docx
@@ -16,7 +16,7 @@
       </w:pPr>
       <w:del w:id="1" w:author="PR Preview" w:date="2026-01-01T00:00:00Z">
         <w:r>
-          <w:delText xml:space="preserve">Last modified: 2026-10-28 15:25:37 (PDT)</w:delText>
+          <w:delText xml:space="preserve">Last modified: 2026-10-28 16:02:11 (PDT)</w:delText>
         </w:r>
       </w:del>
     </w:p>
@@ -26,7 +26,7 @@
       </w:pPr>
       <w:ins w:id="2" w:author="PR Preview" w:date="2026-01-01T00:00:00Z">
         <w:r>
-          <w:t xml:space="preserve">Last modified: 2026-10-28 15:53:12 (PDT)</w:t>
+          <w:t xml:space="preserve">Last modified: 2026-10-28 16:25:01 (PDT)</w:t>
         </w:r>
       </w:ins>
     </w:p>
@@ -1358,21 +1358,15 @@
       <w:pPr>
         <w:pStyle w:val="BodyText"/>
       </w:pPr>
-      <w:ins w:id="3" w:author="PR Preview" w:date="2026-01-01T00:00:00Z">
-        <w:r>
-          <w:t xml:space="preserve">A key equation always goes in a display, never inline.</w:t>
-        </w:r>
-      </w:ins>
-      <w:ins w:id="4" w:author="PR Preview" w:date="2026-01-01T00:00:00Z">
-        <w:r>
-          <w:t xml:space="preserve"> </w:t>
-        </w:r>
-      </w:ins>
-      <w:ins w:id="5" w:author="PR Preview" w:date="2026-01-01T00:00:00Z">
-        <w:r>
-          <w:t xml:space="preserve">A key equation is any of these:</w:t>
-        </w:r>
-      </w:ins>
+      <w:r>
+        <w:t xml:space="preserve">A key equation always goes in a display, never inline.</w:t>
+      </w:r>
+      <w:r>
+        <w:t xml:space="preserve"> </w:t>
+      </w:r>
+      <w:r>
+        <w:t xml:space="preserve">A key equation is any of these:</w:t>
+      </w:r>
     </w:p>
     <w:p>
       <w:pPr>
@@ -1382,11 +1376,9 @@
           <w:numId w:val="1001"/>
         </w:numPr>
       </w:pPr>
-      <w:ins w:id="6" w:author="PR Preview" w:date="2026-01-01T00:00:00Z">
-        <w:r>
-          <w:t xml:space="preserve">the conclusion of a theorem, lemma, or proposition;</w:t>
-        </w:r>
-      </w:ins>
+      <w:r>
+        <w:t xml:space="preserve">the conclusion of a theorem, lemma, or proposition;</w:t>
+      </w:r>
     </w:p>
     <w:p>
       <w:pPr>
@@ -1396,11 +1388,9 @@
           <w:numId w:val="1001"/>
         </w:numPr>
       </w:pPr>
-      <w:ins w:id="7" w:author="PR Preview" w:date="2026-01-01T00:00:00Z">
-        <w:r>
-          <w:t xml:space="preserve">an equation that a proof builds toward;</w:t>
-        </w:r>
-      </w:ins>
+      <w:r>
+        <w:t xml:space="preserve">an equation that a proof builds toward;</w:t>
+      </w:r>
     </w:p>
     <w:p>
       <w:pPr>
@@ -1410,36 +1400,26 @@
           <w:numId w:val="1001"/>
         </w:numPr>
       </w:pPr>
-      <w:ins w:id="8" w:author="PR Preview" w:date="2026-01-01T00:00:00Z">
-        <w:r>
-          <w:t xml:space="preserve">an equation that a later step refers to.</w:t>
-        </w:r>
-      </w:ins>
+      <w:r>
+        <w:t xml:space="preserve">an equation that a later step refers to.</w:t>
+      </w:r>
     </w:p>
     <w:p>
       <w:pPr>
         <w:pStyle w:val="FirstParagraph"/>
       </w:pPr>
-      <w:ins w:id="9" w:author="PR Preview" w:date="2026-01-01T00:00:00Z">
-        <w:r>
-          <w:t xml:space="preserve">In a proof, a sentence such as</w:t>
-        </w:r>
-      </w:ins>
-      <w:ins w:id="10" w:author="PR Preview" w:date="2026-01-01T00:00:00Z">
-        <w:r>
-          <w:t xml:space="preserve"> </w:t>
-        </w:r>
-      </w:ins>
-      <w:ins w:id="11" w:author="PR Preview" w:date="2026-01-01T00:00:00Z">
-        <w:r>
-          <w:t xml:space="preserve">“so</w:t>
-        </w:r>
-      </w:ins>
-      <w:ins w:id="12" w:author="PR Preview" w:date="2026-01-01T00:00:00Z">
-        <w:r>
-          <w:t xml:space="preserve"> </w:t>
-        </w:r>
-      </w:ins>
+      <w:r>
+        <w:t xml:space="preserve">In a proof, a sentence such as</w:t>
+      </w:r>
+      <w:r>
+        <w:t xml:space="preserve"> </w:t>
+      </w:r>
+      <w:r>
+        <w:t xml:space="preserve">“so</w:t>
+      </w:r>
+      <w:r>
+        <w:t xml:space="preserve"> </w:t>
+      </w:r>
       <m:oMath>
         <m:r>
           <m:t>A</m:t>
@@ -1454,36 +1434,24 @@
           <m:t>B</m:t>
         </m:r>
       </m:oMath>
-      <w:ins w:id="13" w:author="PR Preview" w:date="2026-01-01T00:00:00Z">
-        <w:r>
-          <w:t xml:space="preserve">”</w:t>
-        </w:r>
-      </w:ins>
-      <w:ins w:id="14" w:author="PR Preview" w:date="2026-01-01T00:00:00Z">
-        <w:r>
-          <w:t xml:space="preserve"> </w:t>
-        </w:r>
-      </w:ins>
-      <w:ins w:id="15" w:author="PR Preview" w:date="2026-01-01T00:00:00Z">
-        <w:r>
-          <w:t xml:space="preserve">or</w:t>
-        </w:r>
-      </w:ins>
-      <w:ins w:id="16" w:author="PR Preview" w:date="2026-01-01T00:00:00Z">
-        <w:r>
-          <w:t xml:space="preserve"> </w:t>
-        </w:r>
-      </w:ins>
-      <w:ins w:id="17" w:author="PR Preview" w:date="2026-01-01T00:00:00Z">
-        <w:r>
-          <w:t xml:space="preserve">“this gives</w:t>
-        </w:r>
-      </w:ins>
-      <w:ins w:id="18" w:author="PR Preview" w:date="2026-01-01T00:00:00Z">
-        <w:r>
-          <w:t xml:space="preserve"> </w:t>
-        </w:r>
-      </w:ins>
+      <w:r>
+        <w:t xml:space="preserve">”</w:t>
+      </w:r>
+      <w:r>
+        <w:t xml:space="preserve"> </w:t>
+      </w:r>
+      <w:r>
+        <w:t xml:space="preserve">or</w:t>
+      </w:r>
+      <w:r>
+        <w:t xml:space="preserve"> </w:t>
+      </w:r>
+      <w:r>
+        <w:t xml:space="preserve">“this gives</w:t>
+      </w:r>
+      <w:r>
+        <w:t xml:space="preserve"> </w:t>
+      </w:r>
       <m:oMath>
         <m:r>
           <m:t>A</m:t>
@@ -1498,91 +1466,63 @@
           <m:t>B</m:t>
         </m:r>
       </m:oMath>
-      <w:ins w:id="19" w:author="PR Preview" w:date="2026-01-01T00:00:00Z">
-        <w:r>
-          <w:t xml:space="preserve">”</w:t>
-        </w:r>
-      </w:ins>
-      <w:ins w:id="20" w:author="PR Preview" w:date="2026-01-01T00:00:00Z">
-        <w:r>
-          <w:t xml:space="preserve"> </w:t>
-        </w:r>
-      </w:ins>
-      <w:ins w:id="21" w:author="PR Preview" w:date="2026-01-01T00:00:00Z">
-        <w:r>
-          <w:t xml:space="preserve">hides the result in the middle of a line.</w:t>
-        </w:r>
-      </w:ins>
-      <w:ins w:id="22" w:author="PR Preview" w:date="2026-01-01T00:00:00Z">
-        <w:r>
-          <w:t xml:space="preserve"> </w:t>
-        </w:r>
-      </w:ins>
-      <w:ins w:id="23" w:author="PR Preview" w:date="2026-01-01T00:00:00Z">
-        <w:r>
-          <w:t xml:space="preserve">Put the equation in a display and let the sentence introduce it.</w:t>
-        </w:r>
-      </w:ins>
-      <w:ins w:id="24" w:author="PR Preview" w:date="2026-01-01T00:00:00Z">
-        <w:r>
-          <w:t xml:space="preserve"> </w:t>
-        </w:r>
-      </w:ins>
-      <w:ins w:id="25" w:author="PR Preview" w:date="2026-01-01T00:00:00Z">
-        <w:r>
-          <w:t xml:space="preserve">Use inline math for symbols and short expressions inside a sentence,</w:t>
-        </w:r>
-      </w:ins>
-      <w:ins w:id="26" w:author="PR Preview" w:date="2026-01-01T00:00:00Z">
-        <w:r>
-          <w:t xml:space="preserve"> </w:t>
-        </w:r>
-      </w:ins>
-      <w:ins w:id="27" w:author="PR Preview" w:date="2026-01-01T00:00:00Z">
-        <w:r>
-          <w:t xml:space="preserve">not for the equation the reader is meant to remember.</w:t>
-        </w:r>
-      </w:ins>
+      <w:r>
+        <w:t xml:space="preserve">”</w:t>
+      </w:r>
+      <w:r>
+        <w:t xml:space="preserve"> </w:t>
+      </w:r>
+      <w:r>
+        <w:t xml:space="preserve">hides the result in the middle of a line.</w:t>
+      </w:r>
+      <w:r>
+        <w:t xml:space="preserve"> </w:t>
+      </w:r>
+      <w:r>
+        <w:t xml:space="preserve">Put the equation in a display and let the sentence introduce it.</w:t>
+      </w:r>
+      <w:r>
+        <w:t xml:space="preserve"> </w:t>
+      </w:r>
+      <w:r>
+        <w:t xml:space="preserve">Use inline math for symbols and short expressions inside a sentence,</w:t>
+      </w:r>
+      <w:r>
+        <w:t xml:space="preserve"> </w:t>
+      </w:r>
+      <w:r>
+        <w:t xml:space="preserve">not for the equation the reader is meant to remember.</w:t>
+      </w:r>
     </w:p>
     <w:bookmarkStart w:id="29" w:name="exm-key-equation-displayed"/>
     <w:p>
       <w:pPr>
         <w:pStyle w:val="BodyText"/>
       </w:pPr>
-      <w:ins w:id="28" w:author="PR Preview" w:date="2026-01-01T00:00:00Z">
-        <w:r>
-          <w:rPr>
-            <w:b/>
-            <w:bCs/>
-          </w:rPr>
-          <w:t xml:space="preserve">Example 5 (Displaying the normal equations)</w:t>
-        </w:r>
-      </w:ins>
-      <w:ins w:id="29" w:author="PR Preview" w:date="2026-01-01T00:00:00Z">
-        <w:r>
-          <w:t xml:space="preserve"> </w:t>
-        </w:r>
-      </w:ins>
-      <w:ins w:id="30" w:author="PR Preview" w:date="2026-01-01T00:00:00Z">
-        <w:r>
-          <w:t xml:space="preserve"> </w:t>
-        </w:r>
-      </w:ins>
+      <w:r>
+        <w:rPr>
+          <w:b/>
+          <w:bCs/>
+        </w:rPr>
+        <w:t xml:space="preserve">Example 5 (Displaying the normal equations)</w:t>
+      </w:r>
+      <w:r>
+        <w:t xml:space="preserve"> </w:t>
+      </w:r>
+      <w:r>
+        <w:t xml:space="preserve"> </w:t>
+      </w:r>
     </w:p>
     <w:p>
       <w:pPr>
         <w:pStyle w:val="BlockText"/>
       </w:pPr>
-      <w:ins w:id="31" w:author="PR Preview" w:date="2026-01-01T00:00:00Z">
-        <w:r>
-          <w:t xml:space="preserve">❌ Setting the gradient to zero yields</w:t>
-        </w:r>
-      </w:ins>
-      <w:ins w:id="32" w:author="PR Preview" w:date="2026-01-01T00:00:00Z">
-        <w:r>
-          <w:t xml:space="preserve"> </w:t>
-        </w:r>
-      </w:ins>
+      <w:r>
+        <w:t xml:space="preserve">❌ Setting the gradient to zero yields</w:t>
+      </w:r>
+      <w:r>
+        <w:t xml:space="preserve"> </w:t>
+      </w:r>
       <m:oMath>
         <m:sSup>
           <m:e>
@@ -1654,21 +1594,17 @@
           </m:lim>
         </m:limLow>
       </m:oMath>
-      <w:ins w:id="33" w:author="PR Preview" w:date="2026-01-01T00:00:00Z">
-        <w:r>
-          <w:t xml:space="preserve">.</w:t>
-        </w:r>
-      </w:ins>
+      <w:r>
+        <w:t xml:space="preserve">.</w:t>
+      </w:r>
     </w:p>
     <w:p>
       <w:pPr>
         <w:pStyle w:val="BlockText"/>
       </w:pPr>
-      <w:ins w:id="34" w:author="PR Preview" w:date="2026-01-01T00:00:00Z">
-        <w:r>
-          <w:t xml:space="preserve">✅ Setting the gradient to zero yields the normal equations:</w:t>
-        </w:r>
-      </w:ins>
+      <w:r>
+        <w:t xml:space="preserve">✅ Setting the gradient to zero yields the normal equations:</w:t>
+      </w:r>
     </w:p>
     <w:p>
       <w:pPr>
@@ -1755,21 +1691,15 @@
       <w:pPr>
         <w:pStyle w:val="FirstParagraph"/>
       </w:pPr>
-      <w:ins w:id="35" w:author="PR Preview" w:date="2026-01-01T00:00:00Z">
-        <w:r>
-          <w:t xml:space="preserve">In the ❌ version the result sits in the middle of a line, where the reader can miss it.</w:t>
-        </w:r>
-      </w:ins>
-      <w:ins w:id="36" w:author="PR Preview" w:date="2026-01-01T00:00:00Z">
-        <w:r>
-          <w:t xml:space="preserve"> </w:t>
-        </w:r>
-      </w:ins>
-      <w:ins w:id="37" w:author="PR Preview" w:date="2026-01-01T00:00:00Z">
-        <w:r>
-          <w:t xml:space="preserve">The ✅ version gives it a line of its own.</w:t>
-        </w:r>
-      </w:ins>
+      <w:r>
+        <w:t xml:space="preserve">In the ❌ version the result sits in the middle of a line, where the reader can miss it.</w:t>
+      </w:r>
+      <w:r>
+        <w:t xml:space="preserve"> </w:t>
+      </w:r>
+      <w:r>
+        <w:t xml:space="preserve">The ✅ version gives it a line of its own.</w:t>
+      </w:r>
     </w:p>
     <w:bookmarkEnd w:id="29"/>
     <w:bookmarkEnd w:id="30"/>
@@ -2495,49 +2425,19 @@
       <w:pPr>
         <w:pStyle w:val="BodyText"/>
       </w:pPr>
-      <w:del w:id="38" w:author="PR Preview" w:date="2026-01-01T00:00:00Z">
-        <w:r>
-          <w:rPr>
-            <w:b/>
-            <w:bCs/>
-          </w:rPr>
-          <w:delText xml:space="preserve">Example 5 (Citing a result div)</w:delText>
-        </w:r>
-      </w:del>
-      <w:del w:id="39" w:author="PR Preview" w:date="2026-01-01T00:00:00Z">
-        <w:r>
-          <w:delText xml:space="preserve"> </w:delText>
-        </w:r>
-      </w:del>
-      <w:del w:id="40" w:author="PR Preview" w:date="2026-01-01T00:00:00Z">
-        <w:r>
-          <w:delText xml:space="preserve"> </w:delText>
-        </w:r>
-      </w:del>
-    </w:p>
-    <w:p>
-      <w:pPr>
-        <w:pStyle w:val="BodyText"/>
-      </w:pPr>
-      <w:ins w:id="41" w:author="PR Preview" w:date="2026-01-01T00:00:00Z">
-        <w:r>
-          <w:rPr>
-            <w:b/>
-            <w:bCs/>
-          </w:rPr>
-          <w:t xml:space="preserve">Example 6 (Citing a result div)</w:t>
-        </w:r>
-      </w:ins>
-      <w:ins w:id="42" w:author="PR Preview" w:date="2026-01-01T00:00:00Z">
-        <w:r>
-          <w:t xml:space="preserve"> </w:t>
-        </w:r>
-      </w:ins>
-      <w:ins w:id="43" w:author="PR Preview" w:date="2026-01-01T00:00:00Z">
-        <w:r>
-          <w:t xml:space="preserve"> </w:t>
-        </w:r>
-      </w:ins>
+      <w:r>
+        <w:rPr>
+          <w:b/>
+          <w:bCs/>
+        </w:rPr>
+        <w:t xml:space="preserve">Example 6 (Citing a result div)</w:t>
+      </w:r>
+      <w:r>
+        <w:t xml:space="preserve"> </w:t>
+      </w:r>
+      <w:r>
+        <w:t xml:space="preserve"> </w:t>
+      </w:r>
     </w:p>
     <w:p>
       <w:pPr>
@@ -2863,49 +2763,19 @@
       <w:pPr>
         <w:pStyle w:val="BodyText"/>
       </w:pPr>
-      <w:del w:id="44" w:author="PR Preview" w:date="2026-01-01T00:00:00Z">
-        <w:r>
-          <w:rPr>
-            <w:b/>
-            <w:bCs/>
-          </w:rPr>
-          <w:delText xml:space="preserve">Example 6 (Citing a step instead of deriving it)</w:delText>
-        </w:r>
-      </w:del>
-      <w:del w:id="45" w:author="PR Preview" w:date="2026-01-01T00:00:00Z">
-        <w:r>
-          <w:delText xml:space="preserve"> </w:delText>
-        </w:r>
-      </w:del>
-      <w:del w:id="46" w:author="PR Preview" w:date="2026-01-01T00:00:00Z">
-        <w:r>
-          <w:delText xml:space="preserve"> </w:delText>
-        </w:r>
-      </w:del>
-    </w:p>
-    <w:p>
-      <w:pPr>
-        <w:pStyle w:val="BodyText"/>
-      </w:pPr>
-      <w:ins w:id="47" w:author="PR Preview" w:date="2026-01-01T00:00:00Z">
-        <w:r>
-          <w:rPr>
-            <w:b/>
-            <w:bCs/>
-          </w:rPr>
-          <w:t xml:space="preserve">Example 7 (Citing a step instead of deriving it)</w:t>
-        </w:r>
-      </w:ins>
-      <w:ins w:id="48" w:author="PR Preview" w:date="2026-01-01T00:00:00Z">
-        <w:r>
-          <w:t xml:space="preserve"> </w:t>
-        </w:r>
-      </w:ins>
-      <w:ins w:id="49" w:author="PR Preview" w:date="2026-01-01T00:00:00Z">
-        <w:r>
-          <w:t xml:space="preserve"> </w:t>
-        </w:r>
-      </w:ins>
+      <w:r>
+        <w:rPr>
+          <w:b/>
+          <w:bCs/>
+        </w:rPr>
+        <w:t xml:space="preserve">Example 7 (Citing a step instead of deriving it)</w:t>
+      </w:r>
+      <w:r>
+        <w:t xml:space="preserve"> </w:t>
+      </w:r>
+      <w:r>
+        <w:t xml:space="preserve"> </w:t>
+      </w:r>
     </w:p>
     <w:p>
       <w:pPr>
